--- a/docs/manuals/ADMIN_GUIDE_FR.docx
+++ b/docs/manuals/ADMIN_GUIDE_FR.docx
@@ -4247,22 +4247,22 @@
     </ns0:p>
     <ns0:p>
       <ns0:r>
-        <ns0:t>Les employés autorisés peuvent rechercher, consulter et imprimer les demandes générales entièrement approuvées destinées à l'Administration, y compris celles soumises par d'autres départements. Dans Django Admin &gt; Accounts &gt; Users, activer Peut consulter les rapports Administration (can_view_administration_reports) pour chaque employé sélectionné. Ce champ utilisateur suit le mécanisme du Rapport de Stock ; les permissions de groupe ne l'activent pas. Les superutilisateurs ont aussi accès.</ns0:t>
-      </ns0:r>
-    </ns0:p>
-    <ns0:p>
-      <ns0:r>
-        <ns0:t>Rechercher par numéro, nom ou identifiant du demandeur, ou description. Filtrer par département demandeur, demandeur et dates de soumission. Les filtres sont conservés dans la pagination ; le département concerné reste l'Administration. Cliquer sur Voir le document ou Imprimer, puis utiliser l'impression/enregistrement PDF et les commandes d'un ou deux exemplaires du document existant.</ns0:t>
-      </ns0:r>
-    </ns0:p>
-    <ns0:p>
-      <ns0:r>
-        <ns0:t>Ce droit donne uniquement accès au rapport et à ses documents approuvés. Il ne permet pas de consulter la page normale de détail, modifier ou approuver une demande. Les brouillons, autres statuts, demandes de matériel, permissions et autres types sont exclus. La date d'approbation utilise finalized_at lorsqu'elle existe.</ns0:t>
-      </ns0:r>
-    </ns0:p>
-    <ns0:p>
-      <ns0:r>
-        <ns0:t>Déploiement : appliquer la migration accounts 0003_user_can_view_administration_reports. Vérifier les codes existants et configurer ADMINISTRATION_REPORT_DEPARTMENT_CODE (défaut ADMIN) et ADMINISTRATION_REPORT_REQUEST_TYPE_CODE (défaut AUTORISATION_GENERAL) dans l'environnement. Ces codes exacts déterminent le périmètre du rapport et des documents ; des codes absents donnent un rapport vide. Aucune identification par nom ni modification des données n'est effectuée.</ns0:t>
+        <ns0:t>Les employés autorisés peuvent rechercher, consulter et imprimer toutes les demandes d'Autorisation Générale entièrement approuvées, quels que soient le département demandeur et le département concerné. Dans Django Admin &gt; Accounts &gt; Users, activer Peut consulter les rapports Administration (can_view_administration_reports) pour chaque employé sélectionné. Ce champ utilisateur suit le mécanisme du Rapport de Stock ; les permissions de groupe ne l'activent pas. Les superutilisateurs ont aussi accès.</ns0:t>
+      </ns0:r>
+    </ns0:p>
+    <ns0:p>
+      <ns0:r>
+        <ns0:t>Rechercher par numéro, nom ou identifiant du demandeur, ou description. Filtrer par département demandeur, département concerné, demandeur et dates de soumission. Les filtres sont conservés dans la pagination ; les deux filtres de département sont facultatifs et limitent uniquement le registre des autorisations générales approuvées. Cliquer sur Voir le document ou Imprimer, puis utiliser l'impression/enregistrement PDF et les commandes d'un ou deux exemplaires du document existant.</ns0:t>
+      </ns0:r>
+    </ns0:p>
+    <ns0:p>
+      <ns0:r>
+        <ns0:t>Ce droit donne uniquement accès au rapport et à ses documents approuvés. Il ne permet pas de consulter la page normale de détail, modifier ou approuver une demande. Les brouillons, autres statuts et autres types de demande (dont MATERIAL) sont exclus. La date d'approbation utilise finalized_at lorsqu'elle existe.</ns0:t>
+      </ns0:r>
+    </ns0:p>
+    <ns0:p>
+      <ns0:r>
+        <ns0:t>Déploiement : appliquer la migration accounts 0003_user_can_view_administration_reports. Configurer ADMINISTRATION_REPORT_REQUEST_TYPE_CODE (défaut AUTORISATION_GENERAL) dans l'environnement. Le registre inclut les demandes selon leur statut approuvé et ce code de type uniquement. Il n'y a aucune restriction de département ni configuration de code de département. Aucune donnée existante n'est modifiée.</ns0:t>
       </ns0:r>
     </ns0:p>
     <ns0:sectPr>
